--- a/manuscript/cover_letter.docx
+++ b/manuscript/cover_letter.docx
@@ -5,14 +5,14 @@
     <w:p>
       <w:pPr>
         <w:rPr>
-          <w:sz w:val="20"/>
-          <w:szCs w:val="20"/>
+          <w:sz w:val="22"/>
+          <w:szCs w:val="22"/>
         </w:rPr>
       </w:pPr>
       <w:r>
         <w:rPr>
-          <w:sz w:val="20"/>
-          <w:szCs w:val="20"/>
+          <w:sz w:val="22"/>
+          <w:szCs w:val="22"/>
         </w:rPr>
         <w:t>19 June 2026</w:t>
       </w:r>
@@ -20,14 +20,14 @@
     <w:p>
       <w:pPr>
         <w:rPr>
-          <w:sz w:val="20"/>
-          <w:szCs w:val="20"/>
+          <w:sz w:val="22"/>
+          <w:szCs w:val="22"/>
         </w:rPr>
       </w:pPr>
       <w:r>
         <w:rPr>
-          <w:sz w:val="20"/>
-          <w:szCs w:val="20"/>
+          <w:sz w:val="22"/>
+          <w:szCs w:val="22"/>
         </w:rPr>
         <w:t>Dear Editor,</w:t>
       </w:r>
@@ -35,14 +35,14 @@
     <w:p>
       <w:pPr>
         <w:rPr>
-          <w:sz w:val="20"/>
-          <w:szCs w:val="20"/>
+          <w:sz w:val="22"/>
+          <w:szCs w:val="22"/>
         </w:rPr>
       </w:pPr>
       <w:r>
         <w:rPr>
-          <w:sz w:val="20"/>
-          <w:szCs w:val="20"/>
+          <w:sz w:val="22"/>
+          <w:szCs w:val="22"/>
         </w:rPr>
         <w:t xml:space="preserve">We submit our manuscript "The importance of structure: mesocosm evidence for shelter design in freshwater crayfish restoration" for consideration in </w:t>
       </w:r>
@@ -50,8 +50,8 @@
         <w:rPr>
           <w:i/>
           <w:iCs/>
-          <w:sz w:val="20"/>
-          <w:szCs w:val="20"/>
+          <w:sz w:val="22"/>
+          <w:szCs w:val="22"/>
         </w:rPr>
         <w:t>Aquatic Conservation: Marine and Freshwater Ecosystems.</w:t>
       </w:r>
@@ -59,14 +59,14 @@
     <w:p>
       <w:pPr>
         <w:rPr>
-          <w:sz w:val="20"/>
-          <w:szCs w:val="20"/>
+          <w:sz w:val="22"/>
+          <w:szCs w:val="22"/>
         </w:rPr>
       </w:pPr>
       <w:r>
         <w:rPr>
-          <w:sz w:val="20"/>
-          <w:szCs w:val="20"/>
+          <w:sz w:val="22"/>
+          <w:szCs w:val="22"/>
         </w:rPr>
         <w:t>The study addresses a practical gap in freshwater conservation: despite growing interest in habitat restoration for threatened species, design principles for effective habitat enhancement structures remain largely unknown. Using kōura (</w:t>
       </w:r>
@@ -74,111 +74,192 @@
         <w:rPr>
           <w:i/>
           <w:iCs/>
-          <w:sz w:val="20"/>
-          <w:szCs w:val="20"/>
+          <w:sz w:val="22"/>
+          <w:szCs w:val="22"/>
         </w:rPr>
         <w:t>Paranephrops planifrons</w:t>
       </w:r>
       <w:r>
         <w:rPr>
-          <w:sz w:val="20"/>
-          <w:szCs w:val="20"/>
+          <w:sz w:val="22"/>
+          <w:szCs w:val="22"/>
         </w:rPr>
         <w:t>)</w:t>
       </w:r>
       <w:r>
         <w:rPr>
-          <w:sz w:val="20"/>
-          <w:szCs w:val="20"/>
+          <w:sz w:val="22"/>
+          <w:szCs w:val="22"/>
         </w:rPr>
         <w:t>,</w:t>
       </w:r>
       <w:r>
         <w:rPr>
-          <w:sz w:val="20"/>
-          <w:szCs w:val="20"/>
-        </w:rPr>
-        <w:t xml:space="preserve"> a threatened taonga species of significant ecological and cultural importance in Aotearoa New Zealand</w:t>
-      </w:r>
-      <w:r>
-        <w:rPr>
-          <w:sz w:val="20"/>
-          <w:szCs w:val="20"/>
+          <w:sz w:val="22"/>
+          <w:szCs w:val="22"/>
+        </w:rPr>
+        <w:t xml:space="preserve"> a threatened </w:t>
+      </w:r>
+      <w:r>
+        <w:rPr>
+          <w:i/>
+          <w:iCs/>
+          <w:sz w:val="22"/>
+          <w:szCs w:val="22"/>
+        </w:rPr>
+        <w:t>taonga</w:t>
+      </w:r>
+      <w:r>
+        <w:rPr>
+          <w:sz w:val="22"/>
+          <w:szCs w:val="22"/>
+        </w:rPr>
+        <w:t xml:space="preserve"> </w:t>
+      </w:r>
+      <w:r>
+        <w:rPr>
+          <w:sz w:val="22"/>
+          <w:szCs w:val="22"/>
+        </w:rPr>
+        <w:t xml:space="preserve">(valued) </w:t>
+      </w:r>
+      <w:r>
+        <w:rPr>
+          <w:sz w:val="22"/>
+          <w:szCs w:val="22"/>
+        </w:rPr>
+        <w:t>species of significant ecological and cultural importance in Aotearoa New Zealand</w:t>
+      </w:r>
+      <w:r>
+        <w:rPr>
+          <w:sz w:val="22"/>
+          <w:szCs w:val="22"/>
         </w:rPr>
         <w:t>,</w:t>
       </w:r>
       <w:r>
         <w:rPr>
-          <w:sz w:val="20"/>
-          <w:szCs w:val="20"/>
-        </w:rPr>
-        <w:t xml:space="preserve"> we provide evidence-based guidance on shelter design that aligns with both conservation and indigenous cultural values. We also note that two related manuscripts are currently under review elsewhere, one addressing kōura habitat associations in lake environments and one examining non-consumptive effects of invasive catfish on kōura. All authors have approved the manuscript and </w:t>
-      </w:r>
-      <w:r>
-        <w:rPr>
-          <w:sz w:val="20"/>
-          <w:szCs w:val="20"/>
-        </w:rPr>
-        <w:t>declared</w:t>
-      </w:r>
-      <w:r>
-        <w:rPr>
-          <w:sz w:val="20"/>
-          <w:szCs w:val="20"/>
-        </w:rPr>
-        <w:t xml:space="preserve"> no competing interests. The manuscript is original, has not been published previously, and is not under consideration elsewhere.</w:t>
+          <w:sz w:val="22"/>
+          <w:szCs w:val="22"/>
+        </w:rPr>
+        <w:t xml:space="preserve"> we provide evidence-based guidance on shelter design that aligns with both conservation and indigenous cultural values. </w:t>
       </w:r>
     </w:p>
     <w:p>
       <w:pPr>
         <w:rPr>
-          <w:sz w:val="20"/>
-          <w:szCs w:val="20"/>
+          <w:sz w:val="22"/>
+          <w:szCs w:val="22"/>
         </w:rPr>
       </w:pPr>
       <w:r>
         <w:rPr>
-          <w:sz w:val="20"/>
-          <w:szCs w:val="20"/>
-        </w:rPr>
-        <w:t>Kind regards,</w:t>
+          <w:sz w:val="22"/>
+          <w:szCs w:val="22"/>
+        </w:rPr>
+        <w:t>This manuscript aligns closely with the aims of Aquatic Conservation, addressing threatened species conservation, habitat restoration design, and indigenous cultural values associated with freshwater ecosystem management. The findings provide practical guidance for designing cost-effective, ecologically and culturally appropriate habitat enhancement structures to support kōura population recovery in degraded lake environments.</w:t>
       </w:r>
     </w:p>
     <w:p>
       <w:pPr>
         <w:rPr>
-          <w:sz w:val="20"/>
-          <w:szCs w:val="20"/>
+          <w:sz w:val="22"/>
+          <w:szCs w:val="22"/>
         </w:rPr>
       </w:pPr>
       <w:r>
         <w:rPr>
-          <w:sz w:val="20"/>
-          <w:szCs w:val="20"/>
-        </w:rPr>
-        <w:t>Olivier V. Raven</w:t>
+          <w:sz w:val="22"/>
+          <w:szCs w:val="22"/>
+        </w:rPr>
+        <w:t xml:space="preserve">All authors have approved the manuscript and </w:t>
+      </w:r>
+      <w:r>
+        <w:rPr>
+          <w:sz w:val="22"/>
+          <w:szCs w:val="22"/>
+        </w:rPr>
+        <w:t>declared</w:t>
+      </w:r>
+      <w:r>
+        <w:rPr>
+          <w:sz w:val="22"/>
+          <w:szCs w:val="22"/>
+        </w:rPr>
+        <w:t xml:space="preserve"> no competing interests. The manuscript is original, has not been published previously, and is not under consideration elsewhere.</w:t>
       </w:r>
     </w:p>
     <w:p>
       <w:pPr>
         <w:rPr>
-          <w:sz w:val="20"/>
-          <w:szCs w:val="20"/>
+          <w:sz w:val="22"/>
+          <w:szCs w:val="22"/>
         </w:rPr>
       </w:pPr>
       <w:r>
         <w:rPr>
-          <w:sz w:val="20"/>
-          <w:szCs w:val="20"/>
-        </w:rPr>
-        <w:t>Te Aka Mātuatua — School of Science University of Waikato Hamilton, Aotearoa New Zealand</w:t>
+          <w:sz w:val="22"/>
+          <w:szCs w:val="22"/>
+        </w:rPr>
+        <w:t>We appreciate your consideration of our manuscript for publication and look forward to your response.</w:t>
       </w:r>
     </w:p>
     <w:p>
-      <w:r>
-        <w:rPr>
-          <w:sz w:val="20"/>
-          <w:szCs w:val="20"/>
+      <w:pPr>
+        <w:rPr>
+          <w:sz w:val="22"/>
+          <w:szCs w:val="22"/>
+        </w:rPr>
+      </w:pPr>
+      <w:r>
+        <w:rPr>
+          <w:sz w:val="22"/>
+          <w:szCs w:val="22"/>
+        </w:rPr>
+        <w:t>Kind regards,</w:t>
+      </w:r>
+    </w:p>
+    <w:p>
+      <w:pPr>
+        <w:rPr>
+          <w:sz w:val="22"/>
+          <w:szCs w:val="22"/>
+        </w:rPr>
+      </w:pPr>
+      <w:r>
+        <w:rPr>
+          <w:sz w:val="22"/>
+          <w:szCs w:val="22"/>
+        </w:rPr>
+        <w:t>Olivier Raven</w:t>
+      </w:r>
+    </w:p>
+    <w:p>
+      <w:pPr>
+        <w:rPr>
+          <w:sz w:val="22"/>
+          <w:szCs w:val="22"/>
+        </w:rPr>
+      </w:pPr>
+      <w:r>
+        <w:rPr>
+          <w:sz w:val="22"/>
+          <w:szCs w:val="22"/>
+        </w:rPr>
+        <w:t>Te Aka Mātuatua — School of Science University of Waikato Hamilton, Aotearoa New Zealand</w:t>
+      </w:r>
+    </w:p>
+    <w:p>
+      <w:pPr>
+        <w:rPr>
+          <w:sz w:val="28"/>
+          <w:szCs w:val="28"/>
+        </w:rPr>
+      </w:pPr>
+      <w:r>
+        <w:rPr>
+          <w:sz w:val="22"/>
+          <w:szCs w:val="22"/>
         </w:rPr>
         <w:t>Email: or81@students.waikato.ac.nz</w:t>
       </w:r>
